--- a/NEA2Barriers_CommunityOverview.docx
+++ b/NEA2Barriers_CommunityOverview.docx
@@ -3912,7 +3912,7 @@
                 <w:sz w:val="20"/>
                 <w:szCs w:val="20"/>
               </w:rPr>
-              <w:t xml:space="preserve">Ted Deakin, Chapel Hill Condominiums resident (30 years) | 3508 Burbank Drive, Ann Arbor, MI 48105 | Ward 2. This is individual resident advocacy. It is not an official communication of any homeowners association.</w:t>
+              <w:t xml:space="preserve">A Ward 2 resident. This is individual resident advocacy. It is not an official communication of any homeowners association.</w:t>
             </w:r>
           </w:p>
         </w:tc>

--- a/NEA2Barriers_CommunityOverview.docx
+++ b/NEA2Barriers_CommunityOverview.docx
@@ -287,7 +287,7 @@
           <w:sz w:val="22"/>
           <w:szCs w:val="22"/>
         </w:rPr>
-        <w:t xml:space="preserve">Along US-23 (Nixon Road south to Plymouth Road)</w:t>
+        <w:t xml:space="preserve">Along US-23 (Earhart Road north to M-14/US-23 Interchange)</w:t>
       </w:r>
     </w:p>
     <w:tbl>
@@ -729,6 +729,481 @@
               <w:bottom w:val="single" w:color="B0C4DE" w:sz="4"/>
               <w:right w:val="single" w:color="B0C4DE" w:sz="4"/>
             </w:tcBorders>
+            <w:shd w:fill="FFFFFF" w:val="clear"/>
+            <w:tcMar>
+              <w:top w:type="dxa" w:w="80"/>
+              <w:left w:type="dxa" w:w="120"/>
+              <w:bottom w:type="dxa" w:w="80"/>
+              <w:right w:type="dxa" w:w="120"/>
+            </w:tcMar>
+            <w:vAlign w:val="center"/>
+          </w:tcPr>
+          <w:p>
+            <w:r>
+              <w:rPr>
+                <w:rFonts w:ascii="Arial" w:cs="Arial" w:eastAsia="Arial" w:hAnsi="Arial"/>
+                <w:b w:val="false"/>
+                <w:color w:val="222222"/>
+                <w:sz w:val="18"/>
+                <w:szCs w:val="18"/>
+              </w:rPr>
+              <w:t xml:space="preserve">GreenBrier Apartments</w:t>
+            </w:r>
+          </w:p>
+        </w:tc>
+        <w:tc>
+          <w:tcPr>
+            <w:tcBorders>
+              <w:top w:val="single" w:color="B0C4DE" w:sz="4"/>
+              <w:left w:val="single" w:color="B0C4DE" w:sz="4"/>
+              <w:bottom w:val="single" w:color="B0C4DE" w:sz="4"/>
+              <w:right w:val="single" w:color="B0C4DE" w:sz="4"/>
+            </w:tcBorders>
+            <w:shd w:fill="FFFFFF" w:val="clear"/>
+            <w:tcMar>
+              <w:top w:type="dxa" w:w="80"/>
+              <w:left w:type="dxa" w:w="120"/>
+              <w:bottom w:type="dxa" w:w="80"/>
+              <w:right w:type="dxa" w:w="120"/>
+            </w:tcMar>
+            <w:vAlign w:val="center"/>
+          </w:tcPr>
+          <w:p>
+            <w:pPr>
+              <w:jc w:val="center"/>
+            </w:pPr>
+            <w:r>
+              <w:rPr>
+                <w:rFonts w:ascii="Arial" w:cs="Arial" w:eastAsia="Arial" w:hAnsi="Arial"/>
+                <w:b w:val="false"/>
+                <w:color w:val="222222"/>
+                <w:sz w:val="18"/>
+                <w:szCs w:val="18"/>
+              </w:rPr>
+              <w:t>~500</w:t>
+            </w:r>
+          </w:p>
+        </w:tc>
+        <w:tc>
+          <w:tcPr>
+            <w:tcBorders>
+              <w:top w:val="single" w:color="B0C4DE" w:sz="4"/>
+              <w:left w:val="single" w:color="B0C4DE" w:sz="4"/>
+              <w:bottom w:val="single" w:color="B0C4DE" w:sz="4"/>
+              <w:right w:val="single" w:color="B0C4DE" w:sz="4"/>
+            </w:tcBorders>
+            <w:shd w:fill="FFFFFF" w:val="clear"/>
+            <w:tcMar>
+              <w:top w:type="dxa" w:w="80"/>
+              <w:left w:type="dxa" w:w="120"/>
+              <w:bottom w:type="dxa" w:w="80"/>
+              <w:right w:type="dxa" w:w="120"/>
+            </w:tcMar>
+            <w:vAlign w:val="center"/>
+          </w:tcPr>
+          <w:p>
+            <w:r>
+              <w:rPr>
+                <w:rFonts w:ascii="Arial" w:cs="Arial" w:eastAsia="Arial" w:hAnsi="Arial"/>
+                <w:b w:val="false"/>
+                <w:color w:val="222222"/>
+                <w:sz w:val="18"/>
+                <w:szCs w:val="18"/>
+              </w:rPr>
+              <w:t xml:space="preserve">Rental apartment complex on US-23 south of Plymouth Road. 500 units with direct freeway exposure along the southern segment of the gap corridor.</w:t>
+            </w:r>
+          </w:p>
+        </w:tc>
+      </w:tr>
+      <w:tr>
+        <w:tc>
+          <w:tcPr>
+            <w:tcBorders>
+              <w:top w:val="single" w:color="B0C4DE" w:sz="4"/>
+              <w:left w:val="single" w:color="B0C4DE" w:sz="4"/>
+              <w:bottom w:val="single" w:color="B0C4DE" w:sz="4"/>
+              <w:right w:val="single" w:color="B0C4DE" w:sz="4"/>
+            </w:tcBorders>
+            <w:shd w:fill="FFFFFF" w:val="clear"/>
+            <w:tcMar>
+              <w:top w:type="dxa" w:w="80"/>
+              <w:left w:type="dxa" w:w="120"/>
+              <w:bottom w:type="dxa" w:w="80"/>
+              <w:right w:type="dxa" w:w="120"/>
+            </w:tcMar>
+            <w:vAlign w:val="center"/>
+          </w:tcPr>
+          <w:p>
+            <w:r>
+              <w:rPr>
+                <w:rFonts w:ascii="Arial" w:cs="Arial" w:eastAsia="Arial" w:hAnsi="Arial"/>
+                <w:b w:val="false"/>
+                <w:color w:val="222222"/>
+                <w:sz w:val="18"/>
+                <w:szCs w:val="18"/>
+              </w:rPr>
+              <w:t xml:space="preserve">Traver Courts Apartments</w:t>
+            </w:r>
+          </w:p>
+        </w:tc>
+        <w:tc>
+          <w:tcPr>
+            <w:tcBorders>
+              <w:top w:val="single" w:color="B0C4DE" w:sz="4"/>
+              <w:left w:val="single" w:color="B0C4DE" w:sz="4"/>
+              <w:bottom w:val="single" w:color="B0C4DE" w:sz="4"/>
+              <w:right w:val="single" w:color="B0C4DE" w:sz="4"/>
+            </w:tcBorders>
+            <w:shd w:fill="FFFFFF" w:val="clear"/>
+            <w:tcMar>
+              <w:top w:type="dxa" w:w="80"/>
+              <w:left w:type="dxa" w:w="120"/>
+              <w:bottom w:type="dxa" w:w="80"/>
+              <w:right w:type="dxa" w:w="120"/>
+            </w:tcMar>
+            <w:vAlign w:val="center"/>
+          </w:tcPr>
+          <w:p>
+            <w:pPr>
+              <w:jc w:val="center"/>
+            </w:pPr>
+            <w:r>
+              <w:rPr>
+                <w:rFonts w:ascii="Arial" w:cs="Arial" w:eastAsia="Arial" w:hAnsi="Arial"/>
+                <w:b w:val="false"/>
+                <w:color w:val="222222"/>
+                <w:sz w:val="18"/>
+                <w:szCs w:val="18"/>
+              </w:rPr>
+              <w:t>~217</w:t>
+            </w:r>
+          </w:p>
+        </w:tc>
+        <w:tc>
+          <w:tcPr>
+            <w:tcBorders>
+              <w:top w:val="single" w:color="B0C4DE" w:sz="4"/>
+              <w:left w:val="single" w:color="B0C4DE" w:sz="4"/>
+              <w:bottom w:val="single" w:color="B0C4DE" w:sz="4"/>
+              <w:right w:val="single" w:color="B0C4DE" w:sz="4"/>
+            </w:tcBorders>
+            <w:shd w:fill="FFFFFF" w:val="clear"/>
+            <w:tcMar>
+              <w:top w:type="dxa" w:w="80"/>
+              <w:left w:type="dxa" w:w="120"/>
+              <w:bottom w:type="dxa" w:w="80"/>
+              <w:right w:type="dxa" w:w="120"/>
+            </w:tcMar>
+            <w:vAlign w:val="center"/>
+          </w:tcPr>
+          <w:p>
+            <w:r>
+              <w:rPr>
+                <w:rFonts w:ascii="Arial" w:cs="Arial" w:eastAsia="Arial" w:hAnsi="Arial"/>
+                <w:b w:val="false"/>
+                <w:color w:val="222222"/>
+                <w:sz w:val="18"/>
+                <w:szCs w:val="18"/>
+              </w:rPr>
+              <w:t xml:space="preserve">Rental apartment complex alongside US-23 south of Plymouth Road. 217 units directly exposed to freeway noise with no barriers.</w:t>
+            </w:r>
+          </w:p>
+        </w:tc>
+      </w:tr>
+      <w:tr>
+        <w:tc>
+          <w:tcPr>
+            <w:tcBorders>
+              <w:top w:val="single" w:color="B0C4DE" w:sz="4"/>
+              <w:left w:val="single" w:color="B0C4DE" w:sz="4"/>
+              <w:bottom w:val="single" w:color="B0C4DE" w:sz="4"/>
+              <w:right w:val="single" w:color="B0C4DE" w:sz="4"/>
+            </w:tcBorders>
+            <w:shd w:fill="FFFFFF" w:val="clear"/>
+            <w:tcMar>
+              <w:top w:type="dxa" w:w="80"/>
+              <w:left w:type="dxa" w:w="120"/>
+              <w:bottom w:type="dxa" w:w="80"/>
+              <w:right w:type="dxa" w:w="120"/>
+            </w:tcMar>
+            <w:vAlign w:val="center"/>
+          </w:tcPr>
+          <w:p>
+            <w:r>
+              <w:rPr>
+                <w:rFonts w:ascii="Arial" w:cs="Arial" w:eastAsia="Arial" w:hAnsi="Arial"/>
+                <w:b w:val="false"/>
+                <w:color w:val="222222"/>
+                <w:sz w:val="18"/>
+                <w:szCs w:val="18"/>
+              </w:rPr>
+              <w:t xml:space="preserve">Ann Arbor Parkview</w:t>
+            </w:r>
+          </w:p>
+        </w:tc>
+        <w:tc>
+          <w:tcPr>
+            <w:tcBorders>
+              <w:top w:val="single" w:color="B0C4DE" w:sz="4"/>
+              <w:left w:val="single" w:color="B0C4DE" w:sz="4"/>
+              <w:bottom w:val="single" w:color="B0C4DE" w:sz="4"/>
+              <w:right w:val="single" w:color="B0C4DE" w:sz="4"/>
+            </w:tcBorders>
+            <w:shd w:fill="FFFFFF" w:val="clear"/>
+            <w:tcMar>
+              <w:top w:type="dxa" w:w="80"/>
+              <w:left w:type="dxa" w:w="120"/>
+              <w:bottom w:type="dxa" w:w="80"/>
+              <w:right w:type="dxa" w:w="120"/>
+            </w:tcMar>
+            <w:vAlign w:val="center"/>
+          </w:tcPr>
+          <w:p>
+            <w:pPr>
+              <w:jc w:val="center"/>
+            </w:pPr>
+            <w:r>
+              <w:rPr>
+                <w:rFonts w:ascii="Arial" w:cs="Arial" w:eastAsia="Arial" w:hAnsi="Arial"/>
+                <w:b w:val="false"/>
+                <w:color w:val="222222"/>
+                <w:sz w:val="18"/>
+                <w:szCs w:val="18"/>
+              </w:rPr>
+              <w:t>est.</w:t>
+            </w:r>
+          </w:p>
+        </w:tc>
+        <w:tc>
+          <w:tcPr>
+            <w:tcBorders>
+              <w:top w:val="single" w:color="B0C4DE" w:sz="4"/>
+              <w:left w:val="single" w:color="B0C4DE" w:sz="4"/>
+              <w:bottom w:val="single" w:color="B0C4DE" w:sz="4"/>
+              <w:right w:val="single" w:color="B0C4DE" w:sz="4"/>
+            </w:tcBorders>
+            <w:shd w:fill="FFFFFF" w:val="clear"/>
+            <w:tcMar>
+              <w:top w:type="dxa" w:w="80"/>
+              <w:left w:type="dxa" w:w="120"/>
+              <w:bottom w:type="dxa" w:w="80"/>
+              <w:right w:type="dxa" w:w="120"/>
+            </w:tcMar>
+            <w:vAlign w:val="center"/>
+          </w:tcPr>
+          <w:p>
+            <w:r>
+              <w:rPr>
+                <w:rFonts w:ascii="Arial" w:cs="Arial" w:eastAsia="Arial" w:hAnsi="Arial"/>
+                <w:b w:val="false"/>
+                <w:color w:val="222222"/>
+                <w:sz w:val="18"/>
+                <w:szCs w:val="18"/>
+              </w:rPr>
+              <w:t xml:space="preserve">Residential neighborhood south of Plymouth Road alongside US-23, within the gap corridor north of Earhart Road.</w:t>
+            </w:r>
+          </w:p>
+        </w:tc>
+      </w:tr>
+      <w:tr>
+        <w:tc>
+          <w:tcPr>
+            <w:tcBorders>
+              <w:top w:val="single" w:color="B0C4DE" w:sz="4"/>
+              <w:left w:val="single" w:color="B0C4DE" w:sz="4"/>
+              <w:bottom w:val="single" w:color="B0C4DE" w:sz="4"/>
+              <w:right w:val="single" w:color="B0C4DE" w:sz="4"/>
+            </w:tcBorders>
+            <w:shd w:fill="FFFFFF" w:val="clear"/>
+            <w:tcMar>
+              <w:top w:type="dxa" w:w="80"/>
+              <w:left w:type="dxa" w:w="120"/>
+              <w:bottom w:type="dxa" w:w="80"/>
+              <w:right w:type="dxa" w:w="120"/>
+            </w:tcMar>
+            <w:vAlign w:val="center"/>
+          </w:tcPr>
+          <w:p>
+            <w:r>
+              <w:rPr>
+                <w:rFonts w:ascii="Arial" w:cs="Arial" w:eastAsia="Arial" w:hAnsi="Arial"/>
+                <w:b w:val="false"/>
+                <w:color w:val="222222"/>
+                <w:sz w:val="18"/>
+                <w:szCs w:val="18"/>
+              </w:rPr>
+              <w:t xml:space="preserve">Frederick Drive</w:t>
+            </w:r>
+          </w:p>
+        </w:tc>
+        <w:tc>
+          <w:tcPr>
+            <w:tcBorders>
+              <w:top w:val="single" w:color="B0C4DE" w:sz="4"/>
+              <w:left w:val="single" w:color="B0C4DE" w:sz="4"/>
+              <w:bottom w:val="single" w:color="B0C4DE" w:sz="4"/>
+              <w:right w:val="single" w:color="B0C4DE" w:sz="4"/>
+            </w:tcBorders>
+            <w:shd w:fill="FFFFFF" w:val="clear"/>
+            <w:tcMar>
+              <w:top w:type="dxa" w:w="80"/>
+              <w:left w:type="dxa" w:w="120"/>
+              <w:bottom w:type="dxa" w:w="80"/>
+              <w:right w:type="dxa" w:w="120"/>
+            </w:tcMar>
+            <w:vAlign w:val="center"/>
+          </w:tcPr>
+          <w:p>
+            <w:pPr>
+              <w:jc w:val="center"/>
+            </w:pPr>
+            <w:r>
+              <w:rPr>
+                <w:rFonts w:ascii="Arial" w:cs="Arial" w:eastAsia="Arial" w:hAnsi="Arial"/>
+                <w:b w:val="false"/>
+                <w:color w:val="222222"/>
+                <w:sz w:val="18"/>
+                <w:szCs w:val="18"/>
+              </w:rPr>
+              <w:t>est.</w:t>
+            </w:r>
+          </w:p>
+        </w:tc>
+        <w:tc>
+          <w:tcPr>
+            <w:tcBorders>
+              <w:top w:val="single" w:color="B0C4DE" w:sz="4"/>
+              <w:left w:val="single" w:color="B0C4DE" w:sz="4"/>
+              <w:bottom w:val="single" w:color="B0C4DE" w:sz="4"/>
+              <w:right w:val="single" w:color="B0C4DE" w:sz="4"/>
+            </w:tcBorders>
+            <w:shd w:fill="FFFFFF" w:val="clear"/>
+            <w:tcMar>
+              <w:top w:type="dxa" w:w="80"/>
+              <w:left w:type="dxa" w:w="120"/>
+              <w:bottom w:type="dxa" w:w="80"/>
+              <w:right w:type="dxa" w:w="120"/>
+            </w:tcMar>
+            <w:vAlign w:val="center"/>
+          </w:tcPr>
+          <w:p>
+            <w:r>
+              <w:rPr>
+                <w:rFonts w:ascii="Arial" w:cs="Arial" w:eastAsia="Arial" w:hAnsi="Arial"/>
+                <w:b w:val="false"/>
+                <w:color w:val="222222"/>
+                <w:sz w:val="18"/>
+                <w:szCs w:val="18"/>
+              </w:rPr>
+              <w:t xml:space="preserve">Residential street south of Plymouth Road alongside US-23, within the gap corridor north of Earhart Road.</w:t>
+            </w:r>
+          </w:p>
+        </w:tc>
+      </w:tr>
+      <w:tr>
+        <w:tc>
+          <w:tcPr>
+            <w:tcBorders>
+              <w:top w:val="single" w:color="B0C4DE" w:sz="4"/>
+              <w:left w:val="single" w:color="B0C4DE" w:sz="4"/>
+              <w:bottom w:val="single" w:color="B0C4DE" w:sz="4"/>
+              <w:right w:val="single" w:color="B0C4DE" w:sz="4"/>
+            </w:tcBorders>
+            <w:shd w:fill="FFFFFF" w:val="clear"/>
+            <w:tcMar>
+              <w:top w:type="dxa" w:w="80"/>
+              <w:left w:type="dxa" w:w="120"/>
+              <w:bottom w:type="dxa" w:w="80"/>
+              <w:right w:type="dxa" w:w="120"/>
+            </w:tcMar>
+            <w:vAlign w:val="center"/>
+          </w:tcPr>
+          <w:p>
+            <w:r>
+              <w:rPr>
+                <w:rFonts w:ascii="Arial" w:cs="Arial" w:eastAsia="Arial" w:hAnsi="Arial"/>
+                <w:b w:val="false"/>
+                <w:color w:val="222222"/>
+                <w:sz w:val="18"/>
+                <w:szCs w:val="18"/>
+              </w:rPr>
+              <w:t xml:space="preserve">Middleton Drive</w:t>
+            </w:r>
+          </w:p>
+        </w:tc>
+        <w:tc>
+          <w:tcPr>
+            <w:tcBorders>
+              <w:top w:val="single" w:color="B0C4DE" w:sz="4"/>
+              <w:left w:val="single" w:color="B0C4DE" w:sz="4"/>
+              <w:bottom w:val="single" w:color="B0C4DE" w:sz="4"/>
+              <w:right w:val="single" w:color="B0C4DE" w:sz="4"/>
+            </w:tcBorders>
+            <w:shd w:fill="FFFFFF" w:val="clear"/>
+            <w:tcMar>
+              <w:top w:type="dxa" w:w="80"/>
+              <w:left w:type="dxa" w:w="120"/>
+              <w:bottom w:type="dxa" w:w="80"/>
+              <w:right w:type="dxa" w:w="120"/>
+            </w:tcMar>
+            <w:vAlign w:val="center"/>
+          </w:tcPr>
+          <w:p>
+            <w:pPr>
+              <w:jc w:val="center"/>
+            </w:pPr>
+            <w:r>
+              <w:rPr>
+                <w:rFonts w:ascii="Arial" w:cs="Arial" w:eastAsia="Arial" w:hAnsi="Arial"/>
+                <w:b w:val="false"/>
+                <w:color w:val="222222"/>
+                <w:sz w:val="18"/>
+                <w:szCs w:val="18"/>
+              </w:rPr>
+              <w:t>est.</w:t>
+            </w:r>
+          </w:p>
+        </w:tc>
+        <w:tc>
+          <w:tcPr>
+            <w:tcBorders>
+              <w:top w:val="single" w:color="B0C4DE" w:sz="4"/>
+              <w:left w:val="single" w:color="B0C4DE" w:sz="4"/>
+              <w:bottom w:val="single" w:color="B0C4DE" w:sz="4"/>
+              <w:right w:val="single" w:color="B0C4DE" w:sz="4"/>
+            </w:tcBorders>
+            <w:shd w:fill="FFFFFF" w:val="clear"/>
+            <w:tcMar>
+              <w:top w:type="dxa" w:w="80"/>
+              <w:left w:type="dxa" w:w="120"/>
+              <w:bottom w:type="dxa" w:w="80"/>
+              <w:right w:type="dxa" w:w="120"/>
+            </w:tcMar>
+            <w:vAlign w:val="center"/>
+          </w:tcPr>
+          <w:p>
+            <w:r>
+              <w:rPr>
+                <w:rFonts w:ascii="Arial" w:cs="Arial" w:eastAsia="Arial" w:hAnsi="Arial"/>
+                <w:b w:val="false"/>
+                <w:color w:val="222222"/>
+                <w:sz w:val="18"/>
+                <w:szCs w:val="18"/>
+              </w:rPr>
+              <w:t xml:space="preserve">Residential street south of Plymouth Road alongside US-23, within the gap corridor north of Earhart Road.</w:t>
+            </w:r>
+          </w:p>
+        </w:tc>
+      </w:tr>
+      <w:tr>
+        <w:tc>
+          <w:tcPr>
+            <w:tcBorders>
+              <w:top w:val="single" w:color="B0C4DE" w:sz="4"/>
+              <w:left w:val="single" w:color="B0C4DE" w:sz="4"/>
+              <w:bottom w:val="single" w:color="B0C4DE" w:sz="4"/>
+              <w:right w:val="single" w:color="B0C4DE" w:sz="4"/>
+            </w:tcBorders>
             <w:shd w:fill="F2F2F2" w:val="clear"/>
             <w:tcMar>
               <w:top w:type="dxa" w:w="80"/>
@@ -785,7 +1260,7 @@
                 <w:sz w:val="18"/>
                 <w:szCs w:val="18"/>
               </w:rPr>
-              <w:t xml:space="preserve">905+</w:t>
+              <w:t xml:space="preserve">1,622+</w:t>
             </w:r>
           </w:p>
         </w:tc>
@@ -819,7 +1294,7 @@
                 <w:sz w:val="18"/>
                 <w:szCs w:val="18"/>
               </w:rPr>
-              <w:t xml:space="preserve">Residential units directly adjacent to US-23 with no noise study and no barriers proposed</w:t>
+              <w:t xml:space="preserve">Residential units directly adjacent to US-23 north of Earhart Road with no noise study and no barriers proposed</w:t>
             </w:r>
           </w:p>
         </w:tc>
@@ -1237,7 +1712,7 @@
                 <w:sz w:val="18"/>
                 <w:szCs w:val="18"/>
               </w:rPr>
-              <w:t xml:space="preserve">Large complex</w:t>
+              <w:t xml:space="preserve">~264 (approved up to 395)</w:t>
             </w:r>
           </w:p>
         </w:tc>
@@ -1653,7 +2128,7 @@
                 <w:sz w:val="18"/>
                 <w:szCs w:val="18"/>
               </w:rPr>
-              <w:t xml:space="preserve">~1,100+</w:t>
+              <w:t xml:space="preserve">~1,900+</w:t>
             </w:r>
           </w:p>
         </w:tc>
@@ -1687,7 +2162,7 @@
                 <w:sz w:val="18"/>
                 <w:szCs w:val="18"/>
               </w:rPr>
-              <w:t xml:space="preserve">Residential units directly adjacent to M-14 in the unstudied corridor segment</w:t>
+              <w:t xml:space="preserve">Residential units directly adjacent to M-14 and US-23 in the unstudied corridor segment</w:t>
             </w:r>
           </w:p>
         </w:tc>
@@ -1805,7 +2280,7 @@
                 <w:sz w:val="36"/>
                 <w:szCs w:val="36"/>
               </w:rPr>
-              <w:t xml:space="preserve">~2,800+</w:t>
+              <w:t xml:space="preserve">3,500+</w:t>
             </w:r>
           </w:p>
           <w:p>
@@ -2283,6 +2758,135 @@
       <w:pPr>
         <w:spacing w:after="160"/>
       </w:pPr>
+    </w:p>
+    <w:p>
+      <w:pPr>
+        <w:pBdr>
+          <w:bottom w:val="single" w:color="2E75B6" w:sz="8" w:space="4"/>
+        </w:pBdr>
+        <w:spacing w:before="220" w:after="80"/>
+      </w:pPr>
+      <w:r>
+        <w:rPr>
+          <w:rFonts w:ascii="Arial" w:cs="Arial" w:eastAsia="Arial" w:hAnsi="Arial"/>
+          <w:b/>
+          <w:color w:val="1F3864"/>
+          <w:sz w:val="26"/>
+          <w:szCs w:val="26"/>
+        </w:rPr>
+        <w:t>How Highway Noise Studies Get Funded</w:t>
+      </w:r>
+    </w:p>
+    <w:p>
+      <w:pPr>
+        <w:spacing w:before="160" w:after="60"/>
+      </w:pPr>
+      <w:r>
+        <w:rPr>
+          <w:rFonts w:ascii="Arial" w:cs="Arial" w:eastAsia="Arial" w:hAnsi="Arial"/>
+          <w:b/>
+          <w:color w:val="2E75B6"/>
+          <w:sz w:val="20"/>
+          <w:szCs w:val="20"/>
+        </w:rPr>
+        <w:t>Type 1: Tied to Road Construction</w:t>
+      </w:r>
+    </w:p>
+    <w:p>
+      <w:pPr>
+        <w:spacing w:before="0" w:after="80"/>
+      </w:pPr>
+      <w:r>
+        <w:rPr>
+          <w:rFonts w:ascii="Arial" w:cs="Arial" w:eastAsia="Arial" w:hAnsi="Arial"/>
+          <w:color w:val="222222"/>
+          <w:sz w:val="20"/>
+          <w:szCs w:val="20"/>
+        </w:rPr>
+        <w:t xml:space="preserve">A Type 1 noise analysis is mandatory whenever MDOT builds or significantly alters a highway. Adding a lane, realigning a ramp, or substantially changing the vertical profile all trigger a required noise study for the affected corridor. Both the US-23 Improvement Study and the M-14 Noise Analysis were initiated as Type 1 projects. Residents near those corridors received consideration because MDOT happened to be doing construction work nearby, not because MDOT proactively assessed which communities needed relief most.</w:t>
+      </w:r>
+    </w:p>
+    <w:p>
+      <w:pPr>
+        <w:spacing w:before="160" w:after="60"/>
+      </w:pPr>
+      <w:r>
+        <w:rPr>
+          <w:rFonts w:ascii="Arial" w:cs="Arial" w:eastAsia="Arial" w:hAnsi="Arial"/>
+          <w:b/>
+          <w:color w:val="2E75B6"/>
+          <w:sz w:val="20"/>
+          <w:szCs w:val="20"/>
+        </w:rPr>
+        <w:t>Type 2: The Voluntary Program for Existing Highways</w:t>
+      </w:r>
+    </w:p>
+    <w:p>
+      <w:pPr>
+        <w:spacing w:before="0" w:after="80"/>
+      </w:pPr>
+      <w:r>
+        <w:rPr>
+          <w:rFonts w:ascii="Arial" w:cs="Arial" w:eastAsia="Arial" w:hAnsi="Arial"/>
+          <w:color w:val="222222"/>
+          <w:sz w:val="20"/>
+          <w:szCs w:val="20"/>
+        </w:rPr>
+        <w:t xml:space="preserve">A Type 2 project is the construction of noise barriers along an existing highway where no new construction is planned. This is the pathway that would normally apply to our corridor. Under Type 2, a community submits an application to MDOT, and if the noise impact and barrier feasibility criteria are met, federal-aid funds can be used for construction.</w:t>
+      </w:r>
+    </w:p>
+    <w:p>
+      <w:pPr>
+        <w:spacing w:before="0" w:after="80"/>
+      </w:pPr>
+      <w:r>
+        <w:rPr>
+          <w:rFonts w:ascii="Arial" w:cs="Arial" w:eastAsia="Arial" w:hAnsi="Arial"/>
+          <w:b/>
+          <w:color w:val="C00000"/>
+          <w:sz w:val="20"/>
+          <w:szCs w:val="20"/>
+        </w:rPr>
+        <w:t xml:space="preserve">MDOT’s Type 2 program is currently suspended due to budget constraints. Applications are not being accepted. </w:t>
+      </w:r>
+      <w:r>
+        <w:rPr>
+          <w:rFonts w:ascii="Arial" w:cs="Arial" w:eastAsia="Arial" w:hAnsi="Arial"/>
+          <w:color w:val="222222"/>
+          <w:sz w:val="20"/>
+          <w:szCs w:val="20"/>
+        </w:rPr>
+        <w:t>There is no queue to join and no timeline for reinstatement. The standard community pathway to noise barriers is closed.</w:t>
+      </w:r>
+    </w:p>
+    <w:p>
+      <w:pPr>
+        <w:spacing w:before="160" w:after="60"/>
+      </w:pPr>
+      <w:r>
+        <w:rPr>
+          <w:rFonts w:ascii="Arial" w:cs="Arial" w:eastAsia="Arial" w:hAnsi="Arial"/>
+          <w:b/>
+          <w:color w:val="2E75B6"/>
+          <w:sz w:val="20"/>
+          <w:szCs w:val="20"/>
+        </w:rPr>
+        <w:t>The PA 121 Model: Legislative Appropriation as the Path Forward</w:t>
+      </w:r>
+    </w:p>
+    <w:p>
+      <w:pPr>
+        <w:spacing w:before="0" w:after="80"/>
+      </w:pPr>
+      <w:r>
+        <w:rPr>
+          <w:rFonts w:ascii="Arial" w:cs="Arial" w:eastAsia="Arial" w:hAnsi="Arial"/>
+          <w:color w:val="222222"/>
+          <w:sz w:val="20"/>
+          <w:szCs w:val="20"/>
+        </w:rPr>
+        <w:t xml:space="preserve">When the Type 2 program was unavailable for the Wines Elementary corridor, Senator Shink secured a direct legislative appropriation of $3 million under Public Act 121 of 2024 to fund a standalone noise study outside the normal MDOT program structure. That appropriation created the active M-14 study now underway. This is the model we are asking the Legislature to replicate for the northeast corridor. A dedicated appropriation would fund both the noise study and barrier construction without waiting for the Type 2 program to reopen or a new construction project to trigger Type 1 review. This is not a novel approach. It has already been done once for Ann Arbor. We are asking for it to be done again for the neighborhoods that were left out the first time.</w:t>
+      </w:r>
     </w:p>
     <w:p>
       <w:pPr>

--- a/NEA2Barriers_CommunityOverview.docx
+++ b/NEA2Barriers_CommunityOverview.docx
@@ -2803,7 +2803,7 @@
           <w:sz w:val="20"/>
           <w:szCs w:val="20"/>
         </w:rPr>
-        <w:t xml:space="preserve">A Type 1 noise analysis is mandatory whenever MDOT builds or significantly alters a highway. Adding a lane, realigning a ramp, or substantially changing the vertical profile all trigger a required noise study for the affected corridor. Both the US-23 Improvement Study and the M-14 Noise Analysis were initiated as Type 1 projects. Residents near those corridors received consideration because MDOT happened to be doing construction work nearby, not because MDOT proactively assessed which communities needed relief most.</w:t>
+        <w:t xml:space="preserve">A Type 1 noise analysis is mandatory whenever MDOT builds or significantly alters a highway. Adding a lane, realigning a ramp, or substantially changing the vertical profile all trigger a required noise study for the affected corridor. The US-23 Improvement Study is a documented Type 1 project: MDOT’s own noise report confirms it was studied as Type 1 because the proposed build alternatives involved adding a weave-merge lane and making significant changes to the vertical alignment. Residents near that corridor received a noise analysis because MDOT was doing construction work there — not because MDOT proactively assessed which communities needed relief most. The M-14 Noise Analysis is different in kind: it was not triggered by road construction at all. It exists solely because Senator Shink secured a $3 million legislative appropriation under PA 121 of 2024. Without that appropriation, no M-14 study would exist.</w:t>
       </w:r>
     </w:p>
     <w:p>
@@ -2885,7 +2885,7 @@
           <w:sz w:val="20"/>
           <w:szCs w:val="20"/>
         </w:rPr>
-        <w:t xml:space="preserve">When the Type 2 program was unavailable for the Wines Elementary corridor, Senator Shink secured a direct legislative appropriation of $3 million under Public Act 121 of 2024 to fund a standalone noise study outside the normal MDOT program structure. That appropriation created the active M-14 study now underway. This is the model we are asking the Legislature to replicate for the northeast corridor. A dedicated appropriation would fund both the noise study and barrier construction without waiting for the Type 2 program to reopen or a new construction project to trigger Type 1 review. This is not a novel approach. It has already been done once for Ann Arbor. We are asking for it to be done again for the neighborhoods that were left out the first time.</w:t>
+        <w:t xml:space="preserve">The M-14 study represents a third path: a direct legislative appropriation that bypasses both Type 1 and Type 2 entirely. Senator Shink secured $3 million under Public Act 121 of 2024 specifically to fund a standalone noise study where no construction project existed to trigger Type 1, and the Type 2 program was unavailable. MDOT had previously refused a City of Ann Arbor request to address M-14 noise, stating in 2022 that it did not normally engage in noise abatement outside of standard program structures. PA 121 changed that by creating a funding source that did not depend on either program. This legislative appropriation model is exactly what we are asking the Legislature to replicate for the northeast corridor. A dedicated appropriation would fund both the noise study and barrier construction without waiting for a construction project that may never come, or a Type 2 program that is currently closed. It has been done once for Ann Arbor. We are asking for it to be done again for the neighborhoods that were left out.</w:t>
       </w:r>
     </w:p>
     <w:p>
@@ -4149,7 +4149,7 @@
                 <w:sz w:val="18"/>
                 <w:szCs w:val="18"/>
               </w:rPr>
-              <w:t xml:space="preserve">The petition needs signatures from across the corridor -- Chapel Hill, Arbor Hills, Foxfire, North Oaks, Barclay Park, and all communities alongside these freeways.</w:t>
+              <w:t xml:space="preserve">The petition needs signatures from across the entire corridor -- Chapel Hill, Arbor Hills, Foxfire, North Oaks, Barclay Park, Northside Glen, Northside Ridge, Dhu Varren on the Park, Owl Creek, GreenBrier Apartments, Traver Courts Apartments, Ann Arbor Parkview, Frederick Drive, Middleton Drive, and all communities alongside these freeways.</w:t>
             </w:r>
           </w:p>
         </w:tc>
@@ -4197,7 +4197,7 @@
                 <w:sz w:val="18"/>
                 <w:szCs w:val="18"/>
               </w:rPr>
-              <w:t xml:space="preserve">Ward 2: Jon Mallek and Chris Watson. County District 7: Andy LaBarre. State Senate: Senator Sue Shink. State House: Rep. Jennifer Conlin (HD-48). Tell them you live in the corridor and you want a barrier.</w:t>
+              <w:t xml:space="preserve">State Senate: Senator Sue Shink. State House: Rep. Jennifer Conlin (HD-48). County District 7: Andy LaBarre. Ward 2: Jon Mallek and Chris Watson. Tell them you live in the corridor and you want a barrier.</w:t>
             </w:r>
           </w:p>
         </w:tc>
@@ -4273,7 +4273,7 @@
                 <w:sz w:val="20"/>
                 <w:szCs w:val="20"/>
               </w:rPr>
-              <w:t xml:space="preserve">Jon Mallek, Ward 2 City Council: jmallek@a2gov.org</w:t>
+              <w:t xml:space="preserve">Sen. Sue Shink: SenSShink@senate.michigan.gov</w:t>
             </w:r>
           </w:p>
           <w:p>
@@ -4291,7 +4291,7 @@
                 <w:sz w:val="20"/>
                 <w:szCs w:val="20"/>
               </w:rPr>
-              <w:t xml:space="preserve">Chris Watson, Ward 2 City Council: chwatson@a2gov.org</w:t>
+              <w:t xml:space="preserve">Rep. Jennifer Conlin: JConlin@house.mi.gov</w:t>
             </w:r>
           </w:p>
           <w:p>
@@ -4327,7 +4327,7 @@
                 <w:sz w:val="20"/>
                 <w:szCs w:val="20"/>
               </w:rPr>
-              <w:t xml:space="preserve">Sen. Sue Shink: SenSShink@senate.michigan.gov</w:t>
+              <w:t xml:space="preserve">Jon Mallek, Ward 2 City Council: jmallek@a2gov.org</w:t>
             </w:r>
           </w:p>
           <w:p>
@@ -4345,7 +4345,7 @@
                 <w:sz w:val="20"/>
                 <w:szCs w:val="20"/>
               </w:rPr>
-              <w:t xml:space="preserve">Rep. Jennifer Conlin: JConlin@house.mi.gov</w:t>
+              <w:t xml:space="preserve">Chris Watson, Ward 2 City Council: chwatson@a2gov.org</w:t>
             </w:r>
           </w:p>
         </w:tc>

--- a/NEA2Barriers_CommunityOverview.docx
+++ b/NEA2Barriers_CommunityOverview.docx
@@ -1712,7 +1712,7 @@
                 <w:sz w:val="18"/>
                 <w:szCs w:val="18"/>
               </w:rPr>
-              <w:t xml:space="preserve">~264 (approved up to 395)</w:t>
+              <w:t xml:space="preserve">~265 (approved up to 395)</w:t>
             </w:r>
           </w:p>
         </w:tc>

--- a/NEA2Barriers_CommunityOverview.docx
+++ b/NEA2Barriers_CommunityOverview.docx
@@ -2280,7 +2280,7 @@
                 <w:sz w:val="36"/>
                 <w:szCs w:val="36"/>
               </w:rPr>
-              <w:t xml:space="preserve">3,500+</w:t>
+              <w:t xml:space="preserve">3,000+</w:t>
             </w:r>
           </w:p>
           <w:p>
@@ -3363,7 +3363,7 @@
                 <w:sz w:val="18"/>
                 <w:szCs w:val="18"/>
               </w:rPr>
-              <w:t xml:space="preserve">Chapel Hill units as close as 150 feet from US-23</w:t>
+              <w:t xml:space="preserve">Chapel Hill units as close as 150 feet from US-23; Arbor Hills homes at the M-14/US-23 interchange are at comparable or closer distances</w:t>
             </w:r>
           </w:p>
         </w:tc>
@@ -3592,7 +3592,7 @@
           <w:sz w:val="20"/>
           <w:szCs w:val="20"/>
         </w:rPr>
-        <w:t xml:space="preserve">Briefed the Chapel Hill HOA board on April 16, 2026.</w:t>
+        <w:t xml:space="preserve">Briefed the Chapel Hill Condominium Association board on April 16, 2026.</w:t>
       </w:r>
     </w:p>
     <w:p>
@@ -3932,7 +3932,7 @@
           <w:sz w:val="20"/>
           <w:szCs w:val="20"/>
         </w:rPr>
-        <w:t xml:space="preserve">The single most powerful thing you can do is add your name. A petition from hundreds of directly affected residents is concrete proof that this corridor cannot be ignored. It worked for the Wines Elementary community. It can work here.</w:t>
+        <w:t xml:space="preserve">The single most powerful thing you can do is add your name. A petition now approaching 900 signatures from directly affected residents is concrete proof that this corridor cannot be ignored. It worked for the Wines Elementary community. It can work here.</w:t>
       </w:r>
     </w:p>
     <w:tbl>
@@ -4415,7 +4415,7 @@
                 <w:sz w:val="20"/>
                 <w:szCs w:val="20"/>
               </w:rPr>
-              <w:t xml:space="preserve">MDOT Project Manager: Mike Davis Jr., 517-750-0401</w:t>
+              <w:t xml:space="preserve">US-23 Improvement Study: michigan.gov/mdot/projects-studies/studies/traffic-and-environmental-linkages-studies/us-23-improvement-project-study-ann-arbor</w:t>
             </w:r>
           </w:p>
           <w:p>
@@ -4433,7 +4433,7 @@
                 <w:sz w:val="20"/>
                 <w:szCs w:val="20"/>
               </w:rPr>
-              <w:t xml:space="preserve">Public Comments: MDOT-PublicComments@Michigan.gov</w:t>
+              <w:t xml:space="preserve">MDOT Project Manager: Mike Davis Jr., 517-750-0401</w:t>
             </w:r>
           </w:p>
           <w:p>
@@ -4451,7 +4451,25 @@
                 <w:sz w:val="20"/>
                 <w:szCs w:val="20"/>
               </w:rPr>
-              <w:t xml:space="preserve">Chapel Hill HOA: chapelhilla2.com</w:t>
+              <w:t xml:space="preserve">Public Comments: MDOT-PublicComments@Michigan.gov</w:t>
+            </w:r>
+          </w:p>
+          <w:p>
+            <w:pPr>
+              <w:pStyle w:val="ListParagraph"/>
+              <w:numPr>
+                <w:ilvl w:val="0"/>
+                <w:numId w:val="2"/>
+              </w:numPr>
+              <w:spacing w:after="60"/>
+            </w:pPr>
+            <w:r>
+              <w:rPr>
+                <w:rFonts w:ascii="Arial" w:cs="Arial" w:eastAsia="Arial" w:hAnsi="Arial"/>
+                <w:sz w:val="20"/>
+                <w:szCs w:val="20"/>
+              </w:rPr>
+              <w:t xml:space="preserve">Chapel Hill Condominium Association: chapelhilla2.com</w:t>
             </w:r>
           </w:p>
         </w:tc>
